--- a/docs/提交材料/安全自评报告.docx
+++ b/docs/提交材料/安全自评报告.docx
@@ -199,7 +199,7 @@
           <w:b w:val="0"/>
           <w:sz w:val="21"/>
         </w:rPr>
-        <w:t xml:space="preserve"> 264 项、</w:t>
+        <w:t xml:space="preserve"> 336 项、</w:t>
       </w:r>
       <w:r>
         <w:rPr>
@@ -4891,7 +4891,7 @@
                 <w:b w:val="0"/>
                 <w:sz w:val="19"/>
               </w:rPr>
-              <w:t>优先级路由 + 可解释匹配度 + 无从确认时反问 + 多意图依次规划；264 项断言覆盖典型表达</w:t>
+              <w:t>优先级路由 + 可解释匹配度 + 无从确认时反问 + 多意图依次规划；336 项断言覆盖典型表达</w:t>
             </w:r>
           </w:p>
         </w:tc>
